--- a/hackathon-kit/04-worked-example-tramo-hypothetical.docx
+++ b/hackathon-kit/04-worked-example-tramo-hypothetical.docx
@@ -48,7 +48,7 @@
                 <w:rFonts w:ascii="Arial" w:cs="Arial" w:eastAsia="Arial" w:hAnsi="Arial"/>
                 <w:b/>
                 <w:bCs/>
-                <w:color w:val="D45C39"/>
+                <w:color w:val="0F0F0F"/>
                 <w:sz w:val="16"/>
                 <w:szCs w:val="16"/>
               </w:rPr>
@@ -80,7 +80,7 @@
           <w:rFonts w:ascii="Arial" w:cs="Arial" w:eastAsia="Arial" w:hAnsi="Arial"/>
           <w:b/>
           <w:bCs/>
-          <w:color w:val="D45C39"/>
+          <w:color w:val="0F0F0F"/>
           <w:sz w:val="15"/>
           <w:szCs w:val="15"/>
         </w:rPr>
@@ -105,7 +105,7 @@
     <w:p>
       <w:pPr>
         <w:pBdr>
-          <w:bottom w:val="single" w:color="D45C39" w:sz="12" w:space="6"/>
+          <w:bottom w:val="single" w:color="FDDA24" w:sz="24" w:space="6"/>
         </w:pBdr>
         <w:spacing w:after="160" w:before="0"/>
       </w:pPr>
@@ -150,7 +150,7 @@
               <w:bottom w:val="single" w:color="A8A8A8" w:sz="4"/>
               <w:right w:val="single" w:color="A8A8A8" w:sz="4"/>
             </w:tcBorders>
-            <w:shd w:fill="F4F1EE" w:color="auto" w:val="clear"/>
+            <w:shd w:fill="FDDA24" w:color="auto" w:val="clear"/>
             <w:tcMar>
               <w:top w:type="dxa" w:w="60"/>
               <w:left w:type="dxa" w:w="90"/>
@@ -184,7 +184,7 @@
               <w:bottom w:val="single" w:color="A8A8A8" w:sz="4"/>
               <w:right w:val="single" w:color="A8A8A8" w:sz="4"/>
             </w:tcBorders>
-            <w:shd w:fill="F4F1EE" w:color="auto" w:val="clear"/>
+            <w:shd w:fill="FDDA24" w:color="auto" w:val="clear"/>
             <w:tcMar>
               <w:top w:type="dxa" w:w="60"/>
               <w:left w:type="dxa" w:w="90"/>
@@ -218,7 +218,7 @@
               <w:bottom w:val="single" w:color="A8A8A8" w:sz="4"/>
               <w:right w:val="single" w:color="A8A8A8" w:sz="4"/>
             </w:tcBorders>
-            <w:shd w:fill="F4F1EE" w:color="auto" w:val="clear"/>
+            <w:shd w:fill="FDDA24" w:color="auto" w:val="clear"/>
             <w:tcMar>
               <w:top w:type="dxa" w:w="60"/>
               <w:left w:type="dxa" w:w="90"/>
@@ -582,7 +582,7 @@
               <w:bottom w:val="single" w:color="A8A8A8" w:sz="4"/>
               <w:right w:val="single" w:color="A8A8A8" w:sz="4"/>
             </w:tcBorders>
-            <w:shd w:fill="F4F1EE" w:color="auto" w:val="clear"/>
+            <w:shd w:fill="FDDA24" w:color="auto" w:val="clear"/>
             <w:tcMar>
               <w:top w:type="dxa" w:w="60"/>
               <w:left w:type="dxa" w:w="90"/>
@@ -616,7 +616,7 @@
               <w:bottom w:val="single" w:color="A8A8A8" w:sz="4"/>
               <w:right w:val="single" w:color="A8A8A8" w:sz="4"/>
             </w:tcBorders>
-            <w:shd w:fill="F4F1EE" w:color="auto" w:val="clear"/>
+            <w:shd w:fill="FDDA24" w:color="auto" w:val="clear"/>
             <w:tcMar>
               <w:top w:type="dxa" w:w="60"/>
               <w:left w:type="dxa" w:w="90"/>
@@ -650,7 +650,7 @@
               <w:bottom w:val="single" w:color="A8A8A8" w:sz="4"/>
               <w:right w:val="single" w:color="A8A8A8" w:sz="4"/>
             </w:tcBorders>
-            <w:shd w:fill="F4F1EE" w:color="auto" w:val="clear"/>
+            <w:shd w:fill="FDDA24" w:color="auto" w:val="clear"/>
             <w:tcMar>
               <w:top w:type="dxa" w:w="60"/>
               <w:left w:type="dxa" w:w="90"/>
@@ -1289,7 +1289,7 @@
                 <w:rFonts w:ascii="Arial" w:cs="Arial" w:eastAsia="Arial" w:hAnsi="Arial"/>
                 <w:b/>
                 <w:bCs/>
-                <w:color w:val="D45C39"/>
+                <w:color w:val="0F0F0F"/>
                 <w:sz w:val="16"/>
                 <w:szCs w:val="16"/>
               </w:rPr>
@@ -1375,7 +1375,7 @@
               <w:bottom w:val="single" w:color="A8A8A8" w:sz="4"/>
               <w:right w:val="single" w:color="A8A8A8" w:sz="4"/>
             </w:tcBorders>
-            <w:shd w:fill="F4F1EE" w:color="auto" w:val="clear"/>
+            <w:shd w:fill="FDDA24" w:color="auto" w:val="clear"/>
             <w:tcMar>
               <w:top w:type="dxa" w:w="60"/>
               <w:left w:type="dxa" w:w="90"/>
@@ -1409,7 +1409,7 @@
               <w:bottom w:val="single" w:color="A8A8A8" w:sz="4"/>
               <w:right w:val="single" w:color="A8A8A8" w:sz="4"/>
             </w:tcBorders>
-            <w:shd w:fill="F4F1EE" w:color="auto" w:val="clear"/>
+            <w:shd w:fill="FDDA24" w:color="auto" w:val="clear"/>
             <w:tcMar>
               <w:top w:type="dxa" w:w="60"/>
               <w:left w:type="dxa" w:w="90"/>
@@ -1773,7 +1773,7 @@
               <w:bottom w:val="single" w:color="A8A8A8" w:sz="4"/>
               <w:right w:val="single" w:color="A8A8A8" w:sz="4"/>
             </w:tcBorders>
-            <w:shd w:fill="F4F1EE" w:color="auto" w:val="clear"/>
+            <w:shd w:fill="FDDA24" w:color="auto" w:val="clear"/>
             <w:tcMar>
               <w:top w:type="dxa" w:w="60"/>
               <w:left w:type="dxa" w:w="90"/>
@@ -1807,7 +1807,7 @@
               <w:bottom w:val="single" w:color="A8A8A8" w:sz="4"/>
               <w:right w:val="single" w:color="A8A8A8" w:sz="4"/>
             </w:tcBorders>
-            <w:shd w:fill="F4F1EE" w:color="auto" w:val="clear"/>
+            <w:shd w:fill="FDDA24" w:color="auto" w:val="clear"/>
             <w:tcMar>
               <w:top w:type="dxa" w:w="60"/>
               <w:left w:type="dxa" w:w="90"/>
@@ -1841,7 +1841,7 @@
               <w:bottom w:val="single" w:color="A8A8A8" w:sz="4"/>
               <w:right w:val="single" w:color="A8A8A8" w:sz="4"/>
             </w:tcBorders>
-            <w:shd w:fill="F4F1EE" w:color="auto" w:val="clear"/>
+            <w:shd w:fill="FDDA24" w:color="auto" w:val="clear"/>
             <w:tcMar>
               <w:top w:type="dxa" w:w="60"/>
               <w:left w:type="dxa" w:w="90"/>
@@ -1875,7 +1875,7 @@
               <w:bottom w:val="single" w:color="A8A8A8" w:sz="4"/>
               <w:right w:val="single" w:color="A8A8A8" w:sz="4"/>
             </w:tcBorders>
-            <w:shd w:fill="F4F1EE" w:color="auto" w:val="clear"/>
+            <w:shd w:fill="FDDA24" w:color="auto" w:val="clear"/>
             <w:tcMar>
               <w:top w:type="dxa" w:w="60"/>
               <w:left w:type="dxa" w:w="90"/>
@@ -2489,7 +2489,7 @@
               <w:bottom w:val="single" w:color="A8A8A8" w:sz="4"/>
               <w:right w:val="single" w:color="A8A8A8" w:sz="4"/>
             </w:tcBorders>
-            <w:shd w:fill="F4F1EE" w:color="auto" w:val="clear"/>
+            <w:shd w:fill="FDDA24" w:color="auto" w:val="clear"/>
             <w:tcMar>
               <w:top w:type="dxa" w:w="60"/>
               <w:left w:type="dxa" w:w="90"/>
@@ -2523,7 +2523,7 @@
               <w:bottom w:val="single" w:color="A8A8A8" w:sz="4"/>
               <w:right w:val="single" w:color="A8A8A8" w:sz="4"/>
             </w:tcBorders>
-            <w:shd w:fill="F4F1EE" w:color="auto" w:val="clear"/>
+            <w:shd w:fill="FDDA24" w:color="auto" w:val="clear"/>
             <w:tcMar>
               <w:top w:type="dxa" w:w="60"/>
               <w:left w:type="dxa" w:w="90"/>
@@ -2557,7 +2557,7 @@
               <w:bottom w:val="single" w:color="A8A8A8" w:sz="4"/>
               <w:right w:val="single" w:color="A8A8A8" w:sz="4"/>
             </w:tcBorders>
-            <w:shd w:fill="F4F1EE" w:color="auto" w:val="clear"/>
+            <w:shd w:fill="FDDA24" w:color="auto" w:val="clear"/>
             <w:tcMar>
               <w:top w:type="dxa" w:w="60"/>
               <w:left w:type="dxa" w:w="90"/>
@@ -2591,7 +2591,7 @@
               <w:bottom w:val="single" w:color="A8A8A8" w:sz="4"/>
               <w:right w:val="single" w:color="A8A8A8" w:sz="4"/>
             </w:tcBorders>
-            <w:shd w:fill="F4F1EE" w:color="auto" w:val="clear"/>
+            <w:shd w:fill="FDDA24" w:color="auto" w:val="clear"/>
             <w:tcMar>
               <w:top w:type="dxa" w:w="60"/>
               <w:left w:type="dxa" w:w="90"/>
@@ -2625,7 +2625,7 @@
               <w:bottom w:val="single" w:color="A8A8A8" w:sz="4"/>
               <w:right w:val="single" w:color="A8A8A8" w:sz="4"/>
             </w:tcBorders>
-            <w:shd w:fill="F4F1EE" w:color="auto" w:val="clear"/>
+            <w:shd w:fill="FDDA24" w:color="auto" w:val="clear"/>
             <w:tcMar>
               <w:top w:type="dxa" w:w="60"/>
               <w:left w:type="dxa" w:w="90"/>
@@ -2659,7 +2659,7 @@
               <w:bottom w:val="single" w:color="A8A8A8" w:sz="4"/>
               <w:right w:val="single" w:color="A8A8A8" w:sz="4"/>
             </w:tcBorders>
-            <w:shd w:fill="F4F1EE" w:color="auto" w:val="clear"/>
+            <w:shd w:fill="FDDA24" w:color="auto" w:val="clear"/>
             <w:tcMar>
               <w:top w:type="dxa" w:w="60"/>
               <w:left w:type="dxa" w:w="90"/>
@@ -4084,7 +4084,7 @@
               <w:bottom w:val="single" w:color="A8A8A8" w:sz="4"/>
               <w:right w:val="single" w:color="A8A8A8" w:sz="4"/>
             </w:tcBorders>
-            <w:shd w:fill="F4F1EE" w:color="auto" w:val="clear"/>
+            <w:shd w:fill="FDDA24" w:color="auto" w:val="clear"/>
             <w:tcMar>
               <w:top w:type="dxa" w:w="60"/>
               <w:left w:type="dxa" w:w="90"/>
@@ -4118,7 +4118,7 @@
               <w:bottom w:val="single" w:color="A8A8A8" w:sz="4"/>
               <w:right w:val="single" w:color="A8A8A8" w:sz="4"/>
             </w:tcBorders>
-            <w:shd w:fill="F4F1EE" w:color="auto" w:val="clear"/>
+            <w:shd w:fill="FDDA24" w:color="auto" w:val="clear"/>
             <w:tcMar>
               <w:top w:type="dxa" w:w="60"/>
               <w:left w:type="dxa" w:w="90"/>
@@ -4152,7 +4152,7 @@
               <w:bottom w:val="single" w:color="A8A8A8" w:sz="4"/>
               <w:right w:val="single" w:color="A8A8A8" w:sz="4"/>
             </w:tcBorders>
-            <w:shd w:fill="F4F1EE" w:color="auto" w:val="clear"/>
+            <w:shd w:fill="FDDA24" w:color="auto" w:val="clear"/>
             <w:tcMar>
               <w:top w:type="dxa" w:w="60"/>
               <w:left w:type="dxa" w:w="90"/>
@@ -4431,7 +4431,7 @@
                 <w:rFonts w:ascii="Arial" w:cs="Arial" w:eastAsia="Arial" w:hAnsi="Arial"/>
                 <w:b/>
                 <w:bCs/>
-                <w:color w:val="D45C39"/>
+                <w:color w:val="0F0F0F"/>
                 <w:sz w:val="16"/>
                 <w:szCs w:val="16"/>
               </w:rPr>
@@ -4463,7 +4463,7 @@
           <w:rFonts w:ascii="Arial" w:cs="Arial" w:eastAsia="Arial" w:hAnsi="Arial"/>
           <w:b/>
           <w:bCs/>
-          <w:color w:val="D45C39"/>
+          <w:color w:val="0F0F0F"/>
           <w:sz w:val="15"/>
           <w:szCs w:val="15"/>
         </w:rPr>
@@ -4488,7 +4488,7 @@
     <w:p>
       <w:pPr>
         <w:pBdr>
-          <w:bottom w:val="single" w:color="D45C39" w:sz="12" w:space="6"/>
+          <w:bottom w:val="single" w:color="FDDA24" w:sz="24" w:space="6"/>
         </w:pBdr>
         <w:spacing w:after="160" w:before="0"/>
       </w:pPr>
@@ -4566,7 +4566,7 @@
               <w:bottom w:val="single" w:color="A8A8A8" w:sz="4"/>
               <w:right w:val="single" w:color="A8A8A8" w:sz="4"/>
             </w:tcBorders>
-            <w:shd w:fill="F4F1EE" w:color="auto" w:val="clear"/>
+            <w:shd w:fill="FDDA24" w:color="auto" w:val="clear"/>
             <w:tcMar>
               <w:top w:type="dxa" w:w="60"/>
               <w:left w:type="dxa" w:w="90"/>
@@ -4600,7 +4600,7 @@
               <w:bottom w:val="single" w:color="A8A8A8" w:sz="4"/>
               <w:right w:val="single" w:color="A8A8A8" w:sz="4"/>
             </w:tcBorders>
-            <w:shd w:fill="F4F1EE" w:color="auto" w:val="clear"/>
+            <w:shd w:fill="FDDA24" w:color="auto" w:val="clear"/>
             <w:tcMar>
               <w:top w:type="dxa" w:w="60"/>
               <w:left w:type="dxa" w:w="90"/>
@@ -4634,7 +4634,7 @@
               <w:bottom w:val="single" w:color="A8A8A8" w:sz="4"/>
               <w:right w:val="single" w:color="A8A8A8" w:sz="4"/>
             </w:tcBorders>
-            <w:shd w:fill="F4F1EE" w:color="auto" w:val="clear"/>
+            <w:shd w:fill="FDDA24" w:color="auto" w:val="clear"/>
             <w:tcMar>
               <w:top w:type="dxa" w:w="60"/>
               <w:left w:type="dxa" w:w="90"/>
@@ -5282,7 +5282,7 @@
               <w:bottom w:val="single" w:color="A8A8A8" w:sz="4"/>
               <w:right w:val="single" w:color="A8A8A8" w:sz="4"/>
             </w:tcBorders>
-            <w:shd w:fill="F4F1EE" w:color="auto" w:val="clear"/>
+            <w:shd w:fill="FDDA24" w:color="auto" w:val="clear"/>
             <w:tcMar>
               <w:top w:type="dxa" w:w="60"/>
               <w:left w:type="dxa" w:w="90"/>
@@ -5316,7 +5316,7 @@
               <w:bottom w:val="single" w:color="A8A8A8" w:sz="4"/>
               <w:right w:val="single" w:color="A8A8A8" w:sz="4"/>
             </w:tcBorders>
-            <w:shd w:fill="F4F1EE" w:color="auto" w:val="clear"/>
+            <w:shd w:fill="FDDA24" w:color="auto" w:val="clear"/>
             <w:tcMar>
               <w:top w:type="dxa" w:w="60"/>
               <w:left w:type="dxa" w:w="90"/>
@@ -5614,7 +5614,7 @@
               <w:bottom w:val="single" w:color="A8A8A8" w:sz="4"/>
               <w:right w:val="single" w:color="A8A8A8" w:sz="4"/>
             </w:tcBorders>
-            <w:shd w:fill="F4F1EE" w:color="auto" w:val="clear"/>
+            <w:shd w:fill="FDDA24" w:color="auto" w:val="clear"/>
             <w:tcMar>
               <w:top w:type="dxa" w:w="60"/>
               <w:left w:type="dxa" w:w="90"/>
@@ -5648,7 +5648,7 @@
               <w:bottom w:val="single" w:color="A8A8A8" w:sz="4"/>
               <w:right w:val="single" w:color="A8A8A8" w:sz="4"/>
             </w:tcBorders>
-            <w:shd w:fill="F4F1EE" w:color="auto" w:val="clear"/>
+            <w:shd w:fill="FDDA24" w:color="auto" w:val="clear"/>
             <w:tcMar>
               <w:top w:type="dxa" w:w="60"/>
               <w:left w:type="dxa" w:w="90"/>
@@ -5682,7 +5682,7 @@
               <w:bottom w:val="single" w:color="A8A8A8" w:sz="4"/>
               <w:right w:val="single" w:color="A8A8A8" w:sz="4"/>
             </w:tcBorders>
-            <w:shd w:fill="F4F1EE" w:color="auto" w:val="clear"/>
+            <w:shd w:fill="FDDA24" w:color="auto" w:val="clear"/>
             <w:tcMar>
               <w:top w:type="dxa" w:w="60"/>
               <w:left w:type="dxa" w:w="90"/>
